--- a/backend/app/static/exports/proposal_463f8c4b-cb83-4670-b310-10c6c9a8ab44.docx
+++ b/backend/app/static/exports/proposal_463f8c4b-cb83-4670-b310-10c6c9a8ab44.docx
@@ -22,7 +22,7 @@
     </w:p>
     <w:p>
       <w:r>
-        <w:t>Budget Limit: $2,000.0</w:t>
+        <w:t>Budget Limit: ₹2,000.0</w:t>
       </w:r>
     </w:p>
     <w:p>
@@ -285,6 +285,552 @@
       </w:r>
     </w:p>
     <w:p>
+      <w:r>
+        <w:t>reportText: # Requirement Analysis Report: Retail Solution</w:t>
+        <w:br/>
+        <w:br/>
+        <w:t>## 1. Project Specifications Summary</w:t>
+        <w:br/>
+        <w:t>* **Industry Vertical**: Retail</w:t>
+        <w:br/>
+        <w:t>* **Preferred Cloud**: Any</w:t>
+        <w:br/>
+        <w:t>* **Timeline Target**: 6 months</w:t>
+        <w:br/>
+        <w:t>* **Monthly Budget Cap**: $50,000 USD</w:t>
+        <w:br/>
+        <w:t>* **Expected User Base**: 50,000 expected users</w:t>
+        <w:br/>
+        <w:br/>
+        <w:t>## 2. Business Objectives</w:t>
+        <w:br/>
+        <w:t>* Implement cloud-enabled digital workflows for Retail services.</w:t>
+        <w:br/>
+        <w:t>* Optimize operational efficiencies and customer access channels.</w:t>
+        <w:br/>
+        <w:br/>
+        <w:t>## 3. Functional Requirements</w:t>
+        <w:br/>
+        <w:t>* Core database management and search functionality.</w:t>
+        <w:br/>
+        <w:t>* User registration, login profiles, and access authorization.</w:t>
+        <w:br/>
+        <w:t>* API services layer to support clients and remote transactions.</w:t>
+        <w:br/>
+        <w:br/>
+        <w:t>## 4. Non-Functional Requirements</w:t>
+        <w:br/>
+        <w:t>* High availability uptime targeting 99.9% SLA.</w:t>
+        <w:br/>
+        <w:t>* Standard response latencies under 500ms.</w:t>
+        <w:br/>
+        <w:br/>
+        <w:t>## 5. Security &amp; Compliance</w:t>
+        <w:br/>
+        <w:t>* **Security Requirements**:</w:t>
+        <w:br/>
+        <w:t xml:space="preserve">    - Encryption of sensitive user credentials and data in transit.</w:t>
+        <w:br/>
+        <w:t xml:space="preserve">  - Standard HTTPS endpoint certificates and API key authorization.</w:t>
+        <w:br/>
+        <w:t>* **Compliance Standards**:</w:t>
+        <w:br/>
+        <w:t xml:space="preserve">    - General data protection guidelines.</w:t>
+        <w:br/>
+        <w:t xml:space="preserve">  - SOC2 Audit alignment (best practice).</w:t>
+        <w:br/>
+        <w:br/>
+        <w:t>## 6. Integrations &amp; Interfaces</w:t>
+        <w:br/>
+        <w:t>* Database layer storage.</w:t>
+        <w:br/>
+        <w:t>* External email/notification API service.</w:t>
+        <w:br/>
+        <w:br/>
+        <w:t>## 7. Crucial Missing Information (To Be Resolved)</w:t>
+        <w:br/>
+        <w:t>&gt; [!WARNING]</w:t>
+        <w:br/>
+        <w:t>&gt; The following parameters were not defined in the source document and represent critical design gaps:</w:t>
+        <w:br/>
+        <w:t>* Specific hosting budget caps are undefined.</w:t>
+        <w:br/>
+        <w:t>* High availability and disaster recovery paired regions are not specified.</w:t>
+        <w:br/>
+        <w:t>* Authentication protocol choice (SSO, federated) is not detailed.</w:t>
+        <w:br/>
+        <w:br/>
+        <w:t>## 8. Presales Project Risks</w:t>
+        <w:br/>
+        <w:t>&gt; [!CAUTION]</w:t>
+        <w:br/>
+        <w:t>* Security vulnerability risks if standard SSO credentials aren't enforced.</w:t>
+        <w:br/>
+        <w:t>* Timeline constraints if custom legacy integrations are uncovered late.</w:t>
+        <w:br/>
+      </w:r>
+    </w:p>
+    <w:p>
+      <w:r>
+        <w:t>extractedText: ============================================================</w:t>
+        <w:br/>
+        <w:br/>
+        <w:t>PROJECT REQUIREMENT DOCUMENT</w:t>
+        <w:br/>
+        <w:br/>
+        <w:t>Bonne Perfumes</w:t>
+        <w:br/>
+        <w:br/>
+        <w:t>============================================================</w:t>
+        <w:br/>
+        <w:br/>
+        <w:br/>
+        <w:br/>
+        <w:t>Project Name:</w:t>
+        <w:br/>
+        <w:br/>
+        <w:t>Bonne Perfumes E-Commerce Platform</w:t>
+        <w:br/>
+        <w:br/>
+        <w:br/>
+        <w:br/>
+        <w:t>Company Name:</w:t>
+        <w:br/>
+        <w:br/>
+        <w:t>Bonne Perfumes</w:t>
+        <w:br/>
+        <w:br/>
+        <w:br/>
+        <w:br/>
+        <w:t>Industry:</w:t>
+        <w:br/>
+        <w:br/>
+        <w:t>Retail / Fragrance &amp; Cosmetics</w:t>
+        <w:br/>
+        <w:br/>
+        <w:br/>
+        <w:br/>
+        <w:t>Project Overview</w:t>
+        <w:br/>
+        <w:br/>
+        <w:br/>
+        <w:br/>
+        <w:t>Bonne Perfumes is a premium fragrance brand planning to launch a modern e-commerce platform to sell perfumes directly to customers across India.</w:t>
+        <w:br/>
+        <w:br/>
+        <w:br/>
+        <w:br/>
+        <w:t>The objective is to create a fast, secure, and scalable online shopping experience that reflects the luxury identity of the brand while providing a seamless purchasing journey.</w:t>
+        <w:br/>
+        <w:br/>
+        <w:br/>
+        <w:br/>
+        <w:t>The platform should support both desktop and mobile users and allow customers to browse products, explore fragrance collections, purchase perfumes, and track their orders.</w:t>
+        <w:br/>
+        <w:br/>
+        <w:br/>
+        <w:br/>
+        <w:t>------------------------------------------------------------</w:t>
+        <w:br/>
+        <w:br/>
+        <w:br/>
+        <w:br/>
+        <w:t>Business Objectives</w:t>
+        <w:br/>
+        <w:br/>
+        <w:br/>
+        <w:br/>
+        <w:t>• Increase direct online sales.</w:t>
+        <w:br/>
+        <w:br/>
+        <w:t>• Expand the customer base across India.</w:t>
+        <w:br/>
+        <w:br/>
+        <w:t>• Build brand awareness through a premium digital experience.</w:t>
+        <w:br/>
+        <w:br/>
+        <w:t>• Reduce dependency on third-party marketplaces.</w:t>
+        <w:br/>
+        <w:br/>
+        <w:t>• Support future international expansion.</w:t>
+        <w:br/>
+        <w:br/>
+        <w:br/>
+        <w:br/>
+        <w:t>------------------------------------------------------------</w:t>
+        <w:br/>
+        <w:br/>
+        <w:br/>
+        <w:br/>
+        <w:t>Target Audience</w:t>
+        <w:br/>
+        <w:br/>
+        <w:br/>
+        <w:br/>
+        <w:t>• Men</w:t>
+        <w:br/>
+        <w:br/>
+        <w:t>• Women</w:t>
+        <w:br/>
+        <w:br/>
+        <w:t>• Unisex fragrance buyers</w:t>
+        <w:br/>
+        <w:br/>
+        <w:t>• Gift shoppers</w:t>
+        <w:br/>
+        <w:br/>
+        <w:t>• Returning customers</w:t>
+        <w:br/>
+        <w:br/>
+        <w:br/>
+        <w:br/>
+        <w:t>------------------------------------------------------------</w:t>
+        <w:br/>
+        <w:br/>
+        <w:br/>
+        <w:br/>
+        <w:t>Platforms</w:t>
+        <w:br/>
+        <w:br/>
+        <w:br/>
+        <w:br/>
+        <w:t>• Responsive Web Application</w:t>
+        <w:br/>
+        <w:br/>
+        <w:t>• Mobile-friendly experience</w:t>
+        <w:br/>
+        <w:br/>
+        <w:br/>
+        <w:br/>
+        <w:t>------------------------------------------------------------</w:t>
+        <w:br/>
+        <w:br/>
+        <w:br/>
+        <w:br/>
+        <w:t>Core Features</w:t>
+        <w:br/>
+        <w:br/>
+        <w:br/>
+        <w:br/>
+        <w:t>Customer Features</w:t>
+        <w:br/>
+        <w:br/>
+        <w:br/>
+        <w:br/>
+        <w:t>• User Registration and Login</w:t>
+        <w:br/>
+        <w:br/>
+        <w:t>• Guest Checkout</w:t>
+        <w:br/>
+        <w:br/>
+        <w:t>• Product Catalog</w:t>
+        <w:br/>
+        <w:br/>
+        <w:t>• Advanced Search</w:t>
+        <w:br/>
+        <w:br/>
+        <w:t>• Filter by Brand, Fragrance Type, Price and Gender</w:t>
+        <w:br/>
+        <w:br/>
+        <w:t>• Product Detail Pages</w:t>
+        <w:br/>
+        <w:br/>
+        <w:t>• Wishlist</w:t>
+        <w:br/>
+        <w:br/>
+        <w:t>• Shopping Cart</w:t>
+        <w:br/>
+        <w:br/>
+        <w:t>• Secure Checkout</w:t>
+        <w:br/>
+        <w:br/>
+        <w:t>• Order Tracking</w:t>
+        <w:br/>
+        <w:br/>
+        <w:t>• Order History</w:t>
+        <w:br/>
+        <w:br/>
+        <w:t>• Customer Profile Management</w:t>
+        <w:br/>
+        <w:br/>
+        <w:t>• Product Reviews and Ratings</w:t>
+        <w:br/>
+        <w:br/>
+        <w:t>• Recently Viewed Products</w:t>
+        <w:br/>
+        <w:br/>
+        <w:br/>
+        <w:br/>
+        <w:t>Admin Features</w:t>
+        <w:br/>
+        <w:br/>
+        <w:br/>
+        <w:br/>
+        <w:t>• Product Management</w:t>
+        <w:br/>
+        <w:br/>
+        <w:t>• Category Management</w:t>
+        <w:br/>
+        <w:br/>
+        <w:t>• Inventory Management</w:t>
+        <w:br/>
+        <w:br/>
+        <w:t>• Order Management</w:t>
+        <w:br/>
+        <w:br/>
+        <w:t>• Customer Management</w:t>
+        <w:br/>
+        <w:br/>
+        <w:t>• Coupon and Discount Management</w:t>
+        <w:br/>
+        <w:br/>
+        <w:t>• Banner Management</w:t>
+        <w:br/>
+        <w:br/>
+        <w:t>• Sales Analytics Dashboard</w:t>
+        <w:br/>
+        <w:br/>
+        <w:br/>
+        <w:br/>
+        <w:t>------------------------------------------------------------</w:t>
+        <w:br/>
+        <w:br/>
+        <w:br/>
+        <w:br/>
+        <w:t>AI Features</w:t>
+        <w:br/>
+        <w:br/>
+        <w:br/>
+        <w:br/>
+        <w:t>• Personalized perfume recommendations</w:t>
+        <w:br/>
+        <w:br/>
+        <w:t>• "Customers also bought" recommendations</w:t>
+        <w:br/>
+        <w:br/>
+        <w:t>• Trending products</w:t>
+        <w:br/>
+        <w:br/>
+        <w:t>• Personalized homepage</w:t>
+        <w:br/>
+        <w:br/>
+        <w:br/>
+        <w:br/>
+        <w:t>------------------------------------------------------------</w:t>
+        <w:br/>
+        <w:br/>
+        <w:br/>
+        <w:br/>
+        <w:t>Integrations</w:t>
+        <w:br/>
+        <w:br/>
+        <w:br/>
+        <w:br/>
+        <w:t>• Razorpay Payment Gateway</w:t>
+        <w:br/>
+        <w:br/>
+        <w:t>• Delhivery Shipping API</w:t>
+        <w:br/>
+        <w:br/>
+        <w:t>• Email Notifications</w:t>
+        <w:br/>
+        <w:br/>
+        <w:t>• SMS Notifications</w:t>
+        <w:br/>
+        <w:br/>
+        <w:br/>
+        <w:br/>
+        <w:t>------------------------------------------------------------</w:t>
+        <w:br/>
+        <w:br/>
+        <w:br/>
+        <w:br/>
+        <w:t>Performance Requirements</w:t>
+        <w:br/>
+        <w:br/>
+        <w:br/>
+        <w:br/>
+        <w:t>• Support approximately 50,000 registered users.</w:t>
+        <w:br/>
+        <w:br/>
+        <w:t>• Expected daily visitors: 8,000–10,000.</w:t>
+        <w:br/>
+        <w:br/>
+        <w:t>• Peak traffic during festivals such as Diwali, Valentine's Day, and New Year sales.</w:t>
+        <w:br/>
+        <w:br/>
+        <w:t>• Average page load time should be under 2 seconds.</w:t>
+        <w:br/>
+        <w:br/>
+        <w:t>• System should support future growth without major redesign.</w:t>
+        <w:br/>
+        <w:br/>
+        <w:br/>
+        <w:br/>
+        <w:t>------------------------------------------------------------</w:t>
+        <w:br/>
+        <w:br/>
+        <w:br/>
+        <w:br/>
+        <w:t>Security Requirements</w:t>
+        <w:br/>
+        <w:br/>
+        <w:br/>
+        <w:br/>
+        <w:t>• Secure user authentication.</w:t>
+        <w:br/>
+        <w:br/>
+        <w:t>• Encrypted customer information.</w:t>
+        <w:br/>
+        <w:br/>
+        <w:t>• Secure payment processing.</w:t>
+        <w:br/>
+        <w:br/>
+        <w:t>• HTTPS across the platform.</w:t>
+        <w:br/>
+        <w:br/>
+        <w:t>• Role-based access for administrators.</w:t>
+        <w:br/>
+        <w:br/>
+        <w:br/>
+        <w:br/>
+        <w:t>------------------------------------------------------------</w:t>
+        <w:br/>
+        <w:br/>
+        <w:br/>
+        <w:br/>
+        <w:t>Non-Functional Requirements</w:t>
+        <w:br/>
+        <w:br/>
+        <w:br/>
+        <w:br/>
+        <w:t>• Responsive design.</w:t>
+        <w:br/>
+        <w:br/>
+        <w:t>• High availability.</w:t>
+        <w:br/>
+        <w:br/>
+        <w:t>• Fast page loading.</w:t>
+        <w:br/>
+        <w:br/>
+        <w:t>• Scalable architecture.</w:t>
+        <w:br/>
+        <w:br/>
+        <w:t>• Easy maintenance.</w:t>
+        <w:br/>
+        <w:br/>
+        <w:t>• SEO optimized pages.</w:t>
+        <w:br/>
+        <w:br/>
+        <w:t>• Reliable backup strategy.</w:t>
+        <w:br/>
+        <w:br/>
+        <w:br/>
+        <w:br/>
+        <w:t>------------------------------------------------------------</w:t>
+        <w:br/>
+        <w:br/>
+        <w:br/>
+        <w:br/>
+        <w:t>Timeline</w:t>
+        <w:br/>
+        <w:br/>
+        <w:br/>
+        <w:br/>
+        <w:t>Target launch:</w:t>
+        <w:br/>
+        <w:br/>
+        <w:t>6 Months</w:t>
+        <w:br/>
+        <w:br/>
+        <w:br/>
+        <w:br/>
+        <w:t>------------------------------------------------------------</w:t>
+        <w:br/>
+        <w:br/>
+        <w:br/>
+        <w:br/>
+        <w:t>Budget</w:t>
+        <w:br/>
+        <w:br/>
+        <w:br/>
+        <w:br/>
+        <w:t>Estimated Budget:</w:t>
+        <w:br/>
+        <w:br/>
+        <w:t>₹35,00,000</w:t>
+        <w:br/>
+        <w:br/>
+        <w:br/>
+        <w:br/>
+        <w:t>------------------------------------------------------------</w:t>
+        <w:br/>
+        <w:br/>
+        <w:br/>
+        <w:br/>
+        <w:t>Cloud Preference</w:t>
+        <w:br/>
+        <w:br/>
+        <w:br/>
+        <w:br/>
+        <w:t>No preference.</w:t>
+        <w:br/>
+        <w:br/>
+        <w:br/>
+        <w:br/>
+        <w:t>------------------------------------------------------------</w:t>
+        <w:br/>
+        <w:br/>
+        <w:br/>
+        <w:br/>
+        <w:t>Expected Deliverables</w:t>
+        <w:br/>
+        <w:br/>
+        <w:br/>
+        <w:br/>
+        <w:t>• Complete e-commerce website</w:t>
+        <w:br/>
+        <w:br/>
+        <w:t>• Admin dashboard</w:t>
+        <w:br/>
+        <w:br/>
+        <w:t>• Secure backend APIs</w:t>
+        <w:br/>
+        <w:br/>
+        <w:t>• Database</w:t>
+        <w:br/>
+        <w:br/>
+        <w:t>• Deployment on cloud infrastructure</w:t>
+        <w:br/>
+        <w:br/>
+        <w:t>• Monitoring and logging</w:t>
+        <w:br/>
+        <w:br/>
+        <w:t>• Documentation</w:t>
+        <w:br/>
+        <w:br/>
+        <w:br/>
+        <w:br/>
+        <w:t>============================================================</w:t>
+        <w:br/>
+        <w:br/>
+        <w:t>END OF DOCUMENT</w:t>
+        <w:br/>
+        <w:br/>
+        <w:t>============================================================</w:t>
+      </w:r>
+    </w:p>
+    <w:p>
+      <w:r>
+        <w:t>confirmed: True</w:t>
+      </w:r>
+    </w:p>
+    <w:p>
+      <w:r>
+        <w:t>updatedAt: 1784657782.636456</w:t>
+      </w:r>
+    </w:p>
+    <w:p>
       <w:pPr>
         <w:pStyle w:val="Heading1"/>
       </w:pPr>
@@ -505,12 +1051,12 @@
     </w:p>
     <w:p>
       <w:r>
-        <w:t>Total Estimated Monthly Cost: $1,194.85</w:t>
+        <w:t>Total Estimated Monthly Cost: ₹1,194.85</w:t>
       </w:r>
     </w:p>
     <w:p>
       <w:r>
-        <w:t>Total Estimated Annual Cost: $14,338.18</w:t>
+        <w:t>Total Estimated Annual Cost: ₹14,338.18</w:t>
       </w:r>
     </w:p>
     <w:tbl>
@@ -539,7 +1085,7 @@
           </w:tcPr>
           <w:p>
             <w:r>
-              <w:t>Monthly Cost (USD)</w:t>
+              <w:t>Monthly Cost (INR)</w:t>
             </w:r>
           </w:p>
         </w:tc>
@@ -561,7 +1107,7 @@
           </w:tcPr>
           <w:p>
             <w:r>
-              <w:t>$560.64</w:t>
+              <w:t>₹560.64</w:t>
             </w:r>
           </w:p>
         </w:tc>
@@ -583,7 +1129,7 @@
           </w:tcPr>
           <w:p>
             <w:r>
-              <w:t>$150.0</w:t>
+              <w:t>₹150.0</w:t>
             </w:r>
           </w:p>
         </w:tc>
@@ -605,7 +1151,7 @@
           </w:tcPr>
           <w:p>
             <w:r>
-              <w:t>$1.84</w:t>
+              <w:t>₹1.84</w:t>
             </w:r>
           </w:p>
         </w:tc>
@@ -627,7 +1173,7 @@
           </w:tcPr>
           <w:p>
             <w:r>
-              <w:t>$435.0</w:t>
+              <w:t>₹435.0</w:t>
             </w:r>
           </w:p>
         </w:tc>
@@ -649,7 +1195,7 @@
           </w:tcPr>
           <w:p>
             <w:r>
-              <w:t>$32.0</w:t>
+              <w:t>₹32.0</w:t>
             </w:r>
           </w:p>
         </w:tc>
@@ -671,7 +1217,7 @@
           </w:tcPr>
           <w:p>
             <w:r>
-              <w:t>$0.37</w:t>
+              <w:t>₹0.37</w:t>
             </w:r>
           </w:p>
         </w:tc>
@@ -693,7 +1239,7 @@
           </w:tcPr>
           <w:p>
             <w:r>
-              <w:t>$15.0</w:t>
+              <w:t>₹15.0</w:t>
             </w:r>
           </w:p>
         </w:tc>
